--- a/manuscript/Chang_2026g_Voynich_Section_Zoning.docx
+++ b/manuscript/Chang_2026g_Voynich_Section_Zoning.docx
@@ -8298,7 +8298,7 @@
         <w:spacing w:line="252" w:lineRule="auto" w:after="80"/>
       </w:pPr>
       <w:r>
-        <w:t>The analysis uses the Zandbergen-Landini EVA transcription (ZL3b). The reproduction package for this article is archived on Zenodo at [INSERT PAPER 6 REPRODUCTION PACKAGE DOI BEFORE SUBMISSION]. The package contains the section metadata, parsed token and line files, scripts, output tables, figures, QC reports, and manuscript assets generated by the section-zoning and advanced model-comparison pipelines. The DOI placeholder must be replaced before journal submission.</w:t>
+        <w:t>The analysis uses the Zandbergen-Landini EVA transcription (ZL3b). The reproduction package for this article is archived on Zenodo at https://doi.org/10.5281/zenodo.19915433. The package contains the section metadata, parsed token and line files, scripts, output tables, figures, QC reports, and manuscript assets generated by the section-zoning and advanced model-comparison pipelines. The DOI placeholder must be replaced before journal submission.</w:t>
       </w:r>
     </w:p>
     <w:p>
